--- a/docs/3 Psychometrische Fragebögen und Konstrukte/Steckbrief Konstrukt.docx
+++ b/docs/3 Psychometrische Fragebögen und Konstrukte/Steckbrief Konstrukt.docx
@@ -15,7 +15,7 @@
         <w:pStyle w:val="Author"/>
       </w:pPr>
     </w:p>
-    <w:bookmarkStart w:id="29" w:name="steckbrief-name-des-konstrukts"/>
+    <w:bookmarkStart w:id="18" w:name="steckbrief-name-des-konstrukts"/>
     <w:p>
       <w:pPr>
         <w:pStyle w:val="Heading1"/>
@@ -24,7 +24,7 @@
         <w:t xml:space="preserve">Steckbrief: [Name des Konstrukts]</w:t>
       </w:r>
     </w:p>
-    <w:bookmarkStart w:id="20" w:name="allgemeine-informationen"/>
+    <w:bookmarkStart w:id="9" w:name="allgemeine-informationen"/>
     <w:p>
       <w:pPr>
         <w:pStyle w:val="Heading2"/>
@@ -227,8 +227,8 @@
         </w:tc>
       </w:tr>
     </w:tbl>
-    <w:bookmarkEnd w:id="20"/>
-    <w:bookmarkStart w:id="21" w:name="beschreibung-des-konstrukts"/>
+    <w:bookmarkEnd w:id="9"/>
+    <w:bookmarkStart w:id="10" w:name="beschreibung-des-konstrukts"/>
     <w:p>
       <w:pPr>
         <w:pStyle w:val="Heading2"/>
@@ -273,8 +273,8 @@
         <w:t xml:space="preserve">(Wodurch unterscheidet es sich z.B. von Motivation, Einstellung, Persönlichkeitsmerkmal?)</w:t>
       </w:r>
     </w:p>
-    <w:bookmarkEnd w:id="21"/>
-    <w:bookmarkStart w:id="22" w:name="messung-des-konstrukts"/>
+    <w:bookmarkEnd w:id="10"/>
+    <w:bookmarkStart w:id="11" w:name="messung-des-konstrukts"/>
     <w:p>
       <w:pPr>
         <w:pStyle w:val="Heading2"/>
@@ -469,8 +469,8 @@
         <w:t xml:space="preserve">( ☐ Zustand (state) / ☐ Eigenschaft (trait) / ☐ beides möglich – je nach Instruktion)</w:t>
       </w:r>
     </w:p>
-    <w:bookmarkEnd w:id="22"/>
-    <w:bookmarkStart w:id="23" w:name="X1cfd2192d2d0a78b8f8b87520e18b82b6cbaa93"/>
+    <w:bookmarkEnd w:id="11"/>
+    <w:bookmarkStart w:id="12" w:name="X1cfd2192d2d0a78b8f8b87520e18b82b6cbaa93"/>
     <w:p>
       <w:pPr>
         <w:pStyle w:val="Heading2"/>
@@ -747,8 +747,8 @@
         </w:tc>
       </w:tr>
     </w:tbl>
-    <w:bookmarkEnd w:id="23"/>
-    <w:bookmarkStart w:id="24" w:name="anwendbarkeit-in-der-forschung"/>
+    <w:bookmarkEnd w:id="12"/>
+    <w:bookmarkStart w:id="13" w:name="anwendbarkeit-in-der-forschung"/>
     <w:p>
       <w:pPr>
         <w:pStyle w:val="Heading2"/>
@@ -945,8 +945,8 @@
         </w:tc>
       </w:tr>
     </w:tbl>
-    <w:bookmarkEnd w:id="24"/>
-    <w:bookmarkStart w:id="25" w:name="praktische-informationen"/>
+    <w:bookmarkEnd w:id="13"/>
+    <w:bookmarkStart w:id="14" w:name="praktische-informationen"/>
     <w:p>
       <w:pPr>
         <w:pStyle w:val="Heading2"/>
@@ -1009,8 +1009,8 @@
         <w:t xml:space="preserve">( ☐ ja / ☐ nein – falls ja: für welche Population?)</w:t>
       </w:r>
     </w:p>
-    <w:bookmarkEnd w:id="25"/>
-    <w:bookmarkStart w:id="26" w:name="einordnung"/>
+    <w:bookmarkEnd w:id="14"/>
+    <w:bookmarkStart w:id="15" w:name="einordnung"/>
     <w:p>
       <w:pPr>
         <w:pStyle w:val="Heading2"/>
@@ -1153,8 +1153,8 @@
         </w:tc>
       </w:tr>
     </w:tbl>
-    <w:bookmarkEnd w:id="26"/>
-    <w:bookmarkStart w:id="27" w:name="anwendungsbeispiele"/>
+    <w:bookmarkEnd w:id="15"/>
+    <w:bookmarkStart w:id="16" w:name="anwendungsbeispiele"/>
     <w:p>
       <w:pPr>
         <w:pStyle w:val="Heading2"/>
@@ -1190,8 +1190,8 @@
         </w:pict>
       </w:r>
     </w:p>
-    <w:bookmarkEnd w:id="27"/>
-    <w:bookmarkStart w:id="28" w:name="zusatz-für-die-gruppenarbeit"/>
+    <w:bookmarkEnd w:id="16"/>
+    <w:bookmarkStart w:id="17" w:name="zusatz-für-die-gruppenarbeit"/>
     <w:p>
       <w:pPr>
         <w:pStyle w:val="Heading2"/>
@@ -1248,8 +1248,8 @@
         <w:t xml:space="preserve">Laden Sie den Steckbrief im Moodle hoch.</w:t>
       </w:r>
     </w:p>
-    <w:bookmarkEnd w:id="28"/>
-    <w:bookmarkEnd w:id="29"/>
+    <w:bookmarkEnd w:id="17"/>
+    <w:bookmarkEnd w:id="18"/>
     <w:sectPr>
       <w:footnotePr>
         <w:numRestart w:val="eachSect"/>
